--- a/Introduccion a la Ingenieria/Kit docente/Clase 6/Guion Docente Clase 6 - Analisis de problemas tecnologicos del entorno.docx
+++ b/Introduccion a la Ingenieria/Kit docente/Clase 6/Guion Docente Clase 6 - Analisis de problemas tecnologicos del entorno.docx
@@ -69,7 +69,7 @@
           <w:color w:val="4A4A49"/>
           <w:sz w:val="22"/>
         </w:rPr>
-        <w:t>Tipo: Clase virtual sincrónica por Google Meet · Sesión 6 de 16 · corresponde al tema 6 del microcurrículo</w:t>
+        <w:t>Tipo: Clase virtual sincrónica por Google Meet · Sesión 4 de 11 · corresponde al tema 6 del microcurrículo</w:t>
       </w:r>
     </w:p>
     <w:p>
@@ -185,6 +185,7 @@
       <w:r>
         <w:rPr>
           <w:rFonts w:ascii="Consolas" w:hAnsi="Consolas"/>
+          <w:b w:val="0"/>
           <w:color w:val="111111"/>
           <w:sz w:val="21"/>
         </w:rPr>
@@ -978,7 +979,7 @@
           <w:color w:val="4A4A49"/>
           <w:sz w:val="22"/>
         </w:rPr>
-        <w:t>, antes de que el equipo toque nada, y su función es simple: sin ella no hay forma de saber si el proyecto sirvió. En la sesión 16 el informe final va a pedir comparar, y un equipo sin línea base solo puede escribir «mejoramos el proceso», que es una afirmación vacía.</w:t>
+        <w:t>, antes de que el equipo toque nada, y su función es simple: sin ella no hay forma de saber si el proyecto sirvió. En la Clase 16 el informe final va a pedir comparar, y un equipo sin línea base solo puede escribir «mejoramos el proceso», que es una afirmación vacía.</w:t>
       </w:r>
     </w:p>
     <w:p>
@@ -1096,7 +1097,7 @@
           <w:color w:val="4A4A49"/>
           <w:sz w:val="22"/>
         </w:rPr>
-        <w:t xml:space="preserve"> son un filtro y hay que aplicarlos en voz alta a cada problema propuesto, uno por uno. *Abordable* con navegador y herramientas gratuitas: nada que exija comprar equipos, contratar servicios de pago o conseguir permisos institucionales que no van a llegar en un semestre. *Medible*: existe la cifra. *Con acceso a los actores*: pueden hablar esta semana con alguien que vive el problema, sin trámites; este criterio es el que descarta más propuestas y hay que ser firme, porque un proyecto sobre una entidad a la que nadie puede preguntarle nada termina siendo un ejercicio de imaginación con aspecto de proyecto. *Con dueño del problema*: hay una persona o un grupo concreto al que le duele y que reconocería la mejora; si el afectado es «la sociedad», no hay a quién mostrarle el resultado en la sesión 15.</w:t>
+        <w:t xml:space="preserve"> son un filtro y hay que aplicarlos en voz alta a cada problema propuesto, uno por uno. *Abordable* con navegador y herramientas gratuitas: nada que exija comprar equipos, contratar servicios de pago o conseguir permisos institucionales que no van a llegar en un semestre. *Medible*: existe la cifra. *Con acceso a los actores*: pueden hablar esta semana con alguien que vive el problema, sin trámites; este criterio es el que descarta más propuestas y hay que ser firme, porque un proyecto sobre una entidad a la que nadie puede preguntarle nada termina siendo un ejercicio de imaginación con aspecto de proyecto. *Con dueño del problema*: hay una persona o un grupo concreto al que le duele y que reconocería la mejora; si el afectado es «la sociedad», no hay a quién mostrarle el resultado en la Clase 15.</w:t>
       </w:r>
     </w:p>
     <w:p>
@@ -1179,7 +1180,7 @@
           <w:color w:val="4A4A49"/>
           <w:sz w:val="22"/>
         </w:rPr>
-        <w:t xml:space="preserve"> es el producto del corte 1 y conviene decirle al grupo exactamente qué peso tiene en el semestre: a partir de la sesión 7 todo se hace sobre ella. El ciclo de vida de la sesión 7 se aplica a ese problema; el prototipo de las sesiones 10 y 11 resuelve ese problema; la evaluación de impacto de la sesión 13 evalúa esa solución; el informe final de la sesión 16 compara contra esa línea base. Un equipo que hoy escriba una ficha vaga va a arrastrar el problema diez sesiones.</w:t>
+        <w:t xml:space="preserve"> es el producto del corte 1 y conviene decirle al grupo exactamente qué peso tiene en el semestre: a partir de la sesión 7 todo se hace sobre ella. El ciclo de vida de la sesión 7 se aplica a ese problema; el prototipo de las sesiones 10 y 11 resuelve ese problema; la evaluación de impacto de la Clase 13 evalúa esa solución; el informe final de la Clase 16 compara contra esa línea base. Un equipo que hoy escriba una ficha vaga va a arrastrar el problema diez sesiones.</w:t>
       </w:r>
     </w:p>
     <w:p>
@@ -1267,6 +1268,7 @@
       <w:r>
         <w:rPr>
           <w:rFonts w:ascii="Consolas" w:hAnsi="Consolas"/>
+          <w:b w:val="0"/>
           <w:color w:val="111111"/>
           <w:sz w:val="21"/>
         </w:rPr>
@@ -1434,7 +1436,7 @@
           <w:color w:val="4A4A49"/>
           <w:sz w:val="22"/>
         </w:rPr>
-        <w:t>Para la sesión 7</w:t>
+        <w:t>Para la Clase 7</w:t>
       </w:r>
     </w:p>
     <w:p>
@@ -2384,7 +2386,7 @@
                 <w:color w:val="4A4A49"/>
                 <w:sz w:val="20"/>
               </w:rPr>
-              <w:t>No se puede volver a medir en la sesión 16, así que no sirve como línea base.</w:t>
+              <w:t>No se puede volver a medir en la Clase 16, así que no sirve como línea base.</w:t>
             </w:r>
           </w:p>
         </w:tc>
@@ -2540,7 +2542,7 @@
           <w:color w:val="4A4A49"/>
           <w:sz w:val="22"/>
         </w:rPr>
-        <w:t>No: saca mejor nota. En este curso se evalúa que sepan formular, medir y demostrar, no el tamaño de la ambición. Un problema pequeño resuelto y medido de verdad es un proyecto completo; uno grande simulado es una presentación bonita sin evidencia. Y el informe final de la sesión 16 pide comparar con la línea base: eso solo se puede hacer con algo acotado.</w:t>
+        <w:t>No: saca mejor nota. En este curso se evalúa que sepan formular, medir y demostrar, no el tamaño de la ambición. Un problema pequeño resuelto y medido de verdad es un proyecto completo; uno grande simulado es una presentación bonita sin evidencia. Y el informe final de la Clase 16 pide comparar con la línea base: eso solo se puede hacer con algo acotado.</w:t>
       </w:r>
     </w:p>
     <w:p>
@@ -2596,7 +2598,7 @@
           <w:color w:val="4A4A49"/>
           <w:sz w:val="22"/>
         </w:rPr>
-        <w:t>Sí, pero cuesta. Todo lo que sigue se construye sobre esta ficha: el ciclo de vida de la sesión 7, el prototipo de la 10 y la 11, el impacto de la 13, el informe de la 16. Un cambio en la sesión 8 es un ajuste; en la sesión 12 es empezar de nuevo. Por eso vale la pena discutirlo hoy hasta que quede.</w:t>
+        <w:t>Sí, pero cuesta. Todo lo que sigue se construye sobre esta ficha: el ciclo de vida de la Clase 7, el prototipo de la 10 y la 11, el impacto de la 13, el informe de la 16. Un cambio en la Clase 8 es un ajuste; en la Clase 12 es empezar de nuevo. Por eso vale la pena discutirlo hoy hasta que quede.</w:t>
       </w:r>
     </w:p>
     <w:p>
@@ -2880,6 +2882,7 @@
       <w:r>
         <w:rPr>
           <w:rFonts w:ascii="Consolas" w:hAnsi="Consolas"/>
+          <w:b w:val="0"/>
           <w:color w:val="111111"/>
           <w:sz w:val="21"/>
         </w:rPr>
@@ -2901,6 +2904,7 @@
       <w:r>
         <w:rPr>
           <w:rFonts w:ascii="Consolas" w:hAnsi="Consolas"/>
+          <w:b w:val="0"/>
           <w:color w:val="111111"/>
           <w:sz w:val="21"/>
         </w:rPr>
@@ -2938,6 +2942,7 @@
       <w:r>
         <w:rPr>
           <w:rFonts w:ascii="Consolas" w:hAnsi="Consolas"/>
+          <w:b w:val="0"/>
           <w:color w:val="111111"/>
           <w:sz w:val="21"/>
         </w:rPr>
@@ -2959,6 +2964,7 @@
       <w:r>
         <w:rPr>
           <w:rFonts w:ascii="Consolas" w:hAnsi="Consolas"/>
+          <w:b w:val="0"/>
           <w:color w:val="111111"/>
           <w:sz w:val="21"/>
         </w:rPr>

--- a/Introduccion a la Ingenieria/Kit docente/Clase 6/Guion Docente Clase 6 - Analisis de problemas tecnologicos del entorno.docx
+++ b/Introduccion a la Ingenieria/Kit docente/Clase 6/Guion Docente Clase 6 - Analisis de problemas tecnologicos del entorno.docx
@@ -69,7 +69,7 @@
           <w:color w:val="4A4A49"/>
           <w:sz w:val="22"/>
         </w:rPr>
-        <w:t>Tipo: Clase virtual sincrónica por Google Meet · Sesión 4 de 11 · corresponde al tema 6 del microcurrículo</w:t>
+        <w:t>Tipo: Clase virtual sincrónica por Microsoft Teams · Sesión 4 de 11 · corresponde al tema 6 del microcurrículo</w:t>
       </w:r>
     </w:p>
     <w:p>
@@ -98,7 +98,7 @@
           <w:color w:val="4A4A49"/>
           <w:sz w:val="22"/>
         </w:rPr>
-        <w:t xml:space="preserve"> por Google Meet · actividades en plataformas gratuitas en la nube · los 5 equipos trabajan en </w:t>
+        <w:t xml:space="preserve"> por Microsoft Teams · actividades en plataformas gratuitas en la nube · los 5 equipos trabajan en </w:t>
       </w:r>
       <w:r>
         <w:rPr>
